--- a/docs/day2/Day2_교육생자료.docx
+++ b/docs/day2/Day2_교육생자료.docx
@@ -9321,18 +9321,28 @@
                 <w:sz w:val="21"/>
                 <w:szCs w:val="21"/>
               </w:rPr>
-              <w:t>참고 — 스타터 이름</w:t>
+              <w:t>참고 — 스타터 이름 (Boot 버전에 따라 다르다)</w:t>
             </w:r>
           </w:p>
           <w:p>
             <w:pPr>
               <w:spacing w:before="0" w:after="40" w:line="312" w:lineRule="auto"/>
-              <w:rPr>
-                <w:rFonts w:ascii="맑은 고딕" w:hAnsi="맑은 고딕" w:eastAsia="맑은 고딕" w:cs="맑은 고딕"/>
-                <w:sz w:val="20"/>
-                <w:szCs w:val="20"/>
-              </w:rPr>
-            </w:pPr>
+              <w:ind w:left="260" w:hanging="240"/>
+              <w:rPr>
+                <w:rFonts w:ascii="맑은 고딕" w:hAnsi="맑은 고딕" w:eastAsia="맑은 고딕" w:cs="맑은 고딕"/>
+                <w:sz w:val="20"/>
+                <w:szCs w:val="20"/>
+              </w:rPr>
+            </w:pPr>
+            <w:r>
+              <w:rPr>
+                <w:rFonts w:ascii="맑은 고딕" w:hAnsi="맑은 고딕" w:eastAsia="맑은 고딕" w:cs="맑은 고딕"/>
+                <w:color w:val="1F3864"/>
+                <w:sz w:val="20"/>
+                <w:szCs w:val="20"/>
+              </w:rPr>
+              <w:t xml:space="preserve">•  </w:t>
+            </w:r>
             <w:r>
               <w:rPr>
                 <w:rFonts w:ascii="맑은 고딕" w:hAnsi="맑은 고딕" w:eastAsia="맑은 고딕" w:cs="맑은 고딕"/>
@@ -9356,7 +9366,7 @@
                 <w:sz w:val="20"/>
                 <w:szCs w:val="20"/>
               </w:rPr>
-              <w:t xml:space="preserve">는 </w:t>
+              <w:t xml:space="preserve">: 서블릿(MVC)은 </w:t>
             </w:r>
             <w:r>
               <w:rPr>
@@ -9374,24 +9384,7 @@
                 <w:sz w:val="20"/>
                 <w:szCs w:val="20"/>
               </w:rPr>
-              <w:t xml:space="preserve">, </w:t>
-            </w:r>
-            <w:r>
-              <w:rPr>
-                <w:rFonts w:ascii="맑은 고딕" w:hAnsi="맑은 고딕" w:eastAsia="맑은 고딕" w:cs="맑은 고딕"/>
-                <w:b/>
-                <w:sz w:val="20"/>
-                <w:szCs w:val="20"/>
-              </w:rPr>
-              <w:t>4.x</w:t>
-            </w:r>
-            <w:r>
-              <w:rPr>
-                <w:rFonts w:ascii="맑은 고딕" w:hAnsi="맑은 고딕" w:eastAsia="맑은 고딕" w:cs="맑은 고딕"/>
-                <w:sz w:val="20"/>
-                <w:szCs w:val="20"/>
-              </w:rPr>
-              <w:t xml:space="preserve">는 </w:t>
+              <w:t xml:space="preserve">, WebClient는 </w:t>
             </w:r>
             <w:r>
               <w:rPr>
@@ -9401,6 +9394,61 @@
                 <w:sz w:val="20"/>
                 <w:szCs w:val="20"/>
               </w:rPr>
+              <w:t>spring-boot-starter-webflux</w:t>
+            </w:r>
+          </w:p>
+          <w:p>
+            <w:pPr>
+              <w:spacing w:before="0" w:after="40" w:line="312" w:lineRule="auto"/>
+              <w:ind w:left="260" w:hanging="240"/>
+              <w:rPr>
+                <w:rFonts w:ascii="맑은 고딕" w:hAnsi="맑은 고딕" w:eastAsia="맑은 고딕" w:cs="맑은 고딕"/>
+                <w:sz w:val="20"/>
+                <w:szCs w:val="20"/>
+              </w:rPr>
+            </w:pPr>
+            <w:r>
+              <w:rPr>
+                <w:rFonts w:ascii="맑은 고딕" w:hAnsi="맑은 고딕" w:eastAsia="맑은 고딕" w:cs="맑은 고딕"/>
+                <w:color w:val="1F3864"/>
+                <w:sz w:val="20"/>
+                <w:szCs w:val="20"/>
+              </w:rPr>
+              <w:t xml:space="preserve">•  </w:t>
+            </w:r>
+            <w:r>
+              <w:rPr>
+                <w:rFonts w:ascii="맑은 고딕" w:hAnsi="맑은 고딕" w:eastAsia="맑은 고딕" w:cs="맑은 고딕"/>
+                <w:sz w:val="20"/>
+                <w:szCs w:val="20"/>
+              </w:rPr>
+              <w:t xml:space="preserve">SpringBoot </w:t>
+            </w:r>
+            <w:r>
+              <w:rPr>
+                <w:rFonts w:ascii="맑은 고딕" w:hAnsi="맑은 고딕" w:eastAsia="맑은 고딕" w:cs="맑은 고딕"/>
+                <w:b/>
+                <w:sz w:val="20"/>
+                <w:szCs w:val="20"/>
+              </w:rPr>
+              <w:t>4.x</w:t>
+            </w:r>
+            <w:r>
+              <w:rPr>
+                <w:rFonts w:ascii="맑은 고딕" w:hAnsi="맑은 고딕" w:eastAsia="맑은 고딕" w:cs="맑은 고딕"/>
+                <w:sz w:val="20"/>
+                <w:szCs w:val="20"/>
+              </w:rPr>
+              <w:t xml:space="preserve">: 서블릿(MVC)은 </w:t>
+            </w:r>
+            <w:r>
+              <w:rPr>
+                <w:rFonts w:ascii="맑은 고딕" w:hAnsi="맑은 고딕" w:eastAsia="맑은 고딕" w:cs="맑은 고딕"/>
+                <w:b/>
+                <w:color w:val="1F3864"/>
+                <w:sz w:val="20"/>
+                <w:szCs w:val="20"/>
+              </w:rPr>
               <w:t>spring-boot-starter-webmvc</w:t>
             </w:r>
             <w:r>
@@ -9409,7 +9457,88 @@
                 <w:sz w:val="20"/>
                 <w:szCs w:val="20"/>
               </w:rPr>
-              <w:t>를 사용합니다. 이 수업은 3.4.5 기준입니다.</w:t>
+              <w:t xml:space="preserve">(기존 </w:t>
+            </w:r>
+            <w:r>
+              <w:rPr>
+                <w:rFonts w:ascii="맑은 고딕" w:hAnsi="맑은 고딕" w:eastAsia="맑은 고딕" w:cs="맑은 고딕"/>
+                <w:b/>
+                <w:color w:val="1F3864"/>
+                <w:sz w:val="20"/>
+                <w:szCs w:val="20"/>
+              </w:rPr>
+              <w:t>starter-web</w:t>
+            </w:r>
+            <w:r>
+              <w:rPr>
+                <w:rFonts w:ascii="맑은 고딕" w:hAnsi="맑은 고딕" w:eastAsia="맑은 고딕" w:cs="맑은 고딕"/>
+                <w:sz w:val="20"/>
+                <w:szCs w:val="20"/>
+              </w:rPr>
+              <w:t xml:space="preserve">은 deprecated), WebClient는 </w:t>
+            </w:r>
+            <w:r>
+              <w:rPr>
+                <w:rFonts w:ascii="맑은 고딕" w:hAnsi="맑은 고딕" w:eastAsia="맑은 고딕" w:cs="맑은 고딕"/>
+                <w:b/>
+                <w:color w:val="1F3864"/>
+                <w:sz w:val="20"/>
+                <w:szCs w:val="20"/>
+              </w:rPr>
+              <w:t>spring-boot-starter-webclient</w:t>
+            </w:r>
+          </w:p>
+          <w:p>
+            <w:pPr>
+              <w:spacing w:before="0" w:after="40" w:line="312" w:lineRule="auto"/>
+              <w:rPr>
+                <w:rFonts w:ascii="맑은 고딕" w:hAnsi="맑은 고딕" w:eastAsia="맑은 고딕" w:cs="맑은 고딕"/>
+                <w:sz w:val="20"/>
+                <w:szCs w:val="20"/>
+              </w:rPr>
+            </w:pPr>
+            <w:r>
+              <w:rPr>
+                <w:rFonts w:ascii="맑은 고딕" w:hAnsi="맑은 고딕" w:eastAsia="맑은 고딕" w:cs="맑은 고딕"/>
+                <w:sz w:val="20"/>
+                <w:szCs w:val="20"/>
+              </w:rPr>
+              <w:t xml:space="preserve">이 자료의 프롬프트는 스타터 이름을 못 박지 않고, AI가 프로젝트의 </w:t>
+            </w:r>
+            <w:r>
+              <w:rPr>
+                <w:rFonts w:ascii="맑은 고딕" w:hAnsi="맑은 고딕" w:eastAsia="맑은 고딕" w:cs="맑은 고딕"/>
+                <w:b/>
+                <w:color w:val="1F3864"/>
+                <w:sz w:val="20"/>
+                <w:szCs w:val="20"/>
+              </w:rPr>
+              <w:t>build.gradle</w:t>
+            </w:r>
+            <w:r>
+              <w:rPr>
+                <w:rFonts w:ascii="맑은 고딕" w:hAnsi="맑은 고딕" w:eastAsia="맑은 고딕" w:cs="맑은 고딕"/>
+                <w:sz w:val="20"/>
+                <w:szCs w:val="20"/>
+              </w:rPr>
+              <w:t xml:space="preserve">을 읽어 </w:t>
+            </w:r>
+            <w:r>
+              <w:rPr>
+                <w:rFonts w:ascii="맑은 고딕" w:hAnsi="맑은 고딕" w:eastAsia="맑은 고딕" w:cs="맑은 고딕"/>
+                <w:b/>
+                <w:sz w:val="20"/>
+                <w:szCs w:val="20"/>
+              </w:rPr>
+              <w:t>사용 중인 버전에 맞는 이름</w:t>
+            </w:r>
+            <w:r>
+              <w:rPr>
+                <w:rFonts w:ascii="맑은 고딕" w:hAnsi="맑은 고딕" w:eastAsia="맑은 고딕" w:cs="맑은 고딕"/>
+                <w:sz w:val="20"/>
+                <w:szCs w:val="20"/>
+              </w:rPr>
+              <w:t>을 고르게 썼습니다. 4.x에서는 JSON 라이브러리가 Jackson 3으로 바뀌는 등 다른 변경도 있으므로 프로젝트를 만들 때 버전을 확인하세요.</w:t>
             </w:r>
           </w:p>
         </w:tc>
@@ -9756,7 +9885,7 @@
                 <w:sz w:val="20"/>
                 <w:szCs w:val="20"/>
               </w:rPr>
-              <w:t>0. 의존성: spring-boot-starter-web, spring-boot-starter-webflux (WebClient용). 서블릿(MVC) 기반을 유지한다.</w:t>
+              <w:t>0. 의존성: 서블릿(Spring MVC) 스타터와 WebClient 스타터를 사용한다 (사용 중인 Boot 버전에 맞는 이름: 3.x는 spring-boot-starter-web + spring-boot-starter-webflux, 4.x는 spring-boot-starter-webmvc + spring-boot-starter-webclient). 서블릿(MVC) 기반을 유지한다.</w:t>
             </w:r>
           </w:p>
           <w:p>
@@ -12316,7 +12445,7 @@
                 <w:sz w:val="20"/>
                 <w:szCs w:val="20"/>
               </w:rPr>
-              <w:t>- Servlet 기반(spring-boot-starter-web)을 유지한다. WebClient는 FastAPI 호출용으로만 사용한다.</w:t>
+              <w:t>- Servlet(Spring MVC) 기반을 유지한다 (사용 중인 Boot 버전의 MVC 스타터: 3.x는 spring-boot-starter-web, 4.x는 spring-boot-starter-webmvc). WebClient는 FastAPI 호출용으로만 사용한다.</w:t>
             </w:r>
           </w:p>
           <w:p>
@@ -17586,6 +17715,296 @@
                 <w:szCs w:val="20"/>
               </w:rPr>
               <w:t>으로 거절합니다.</w:t>
+            </w:r>
+          </w:p>
+        </w:tc>
+      </w:tr>
+    </w:tbl>
+    <w:p>
+      <w:pPr>
+        <w:spacing w:before="0" w:after="0" w:lineRule="exact" w:line="160"/>
+        <w:rPr>
+          <w:rFonts w:ascii="맑은 고딕" w:hAnsi="맑은 고딕" w:eastAsia="맑은 고딕" w:cs="맑은 고딕"/>
+          <w:sz w:val="12"/>
+          <w:szCs w:val="12"/>
+        </w:rPr>
+      </w:pPr>
+    </w:p>
+    <w:tbl>
+      <w:tblPr>
+        <w:jc w:val="center"/>
+        <w:tblW w:w="9026" w:type="dxa"/>
+        <w:tblLayout w:type="fixed"/>
+      </w:tblPr>
+      <w:tblGrid>
+        <w:gridCol w:w="9026"/>
+      </w:tblGrid>
+      <w:tr>
+        <w:trPr>
+          <w:cantSplit/>
+        </w:trPr>
+        <w:tc>
+          <w:tcPr>
+            <w:tcW w:w="9026" w:type="dxa"/>
+            <w:tcBorders>
+              <w:top w:val="single" w:sz="4" w:space="0" w:color="BFBFBF"/>
+              <w:left w:val="single" w:sz="32" w:space="0" w:color="1F3864"/>
+              <w:bottom w:val="single" w:sz="4" w:space="0" w:color="BFBFBF"/>
+              <w:right w:val="single" w:sz="4" w:space="0" w:color="BFBFBF"/>
+            </w:tcBorders>
+            <w:shd w:val="clear" w:color="auto" w:fill="F5F7FA"/>
+            <w:tcMar>
+              <w:top w:w="140" w:type="dxa"/>
+              <w:left w:w="160" w:type="dxa"/>
+              <w:bottom w:w="140" w:type="dxa"/>
+              <w:right w:w="160" w:type="dxa"/>
+            </w:tcMar>
+          </w:tcPr>
+          <w:p>
+            <w:pPr>
+              <w:keepNext/>
+              <w:spacing w:before="0" w:after="60" w:line="312" w:lineRule="auto"/>
+              <w:rPr>
+                <w:rFonts w:ascii="맑은 고딕" w:hAnsi="맑은 고딕" w:eastAsia="맑은 고딕" w:cs="맑은 고딕"/>
+                <w:sz w:val="21"/>
+                <w:szCs w:val="21"/>
+              </w:rPr>
+            </w:pPr>
+            <w:r>
+              <w:rPr>
+                <w:rFonts w:ascii="맑은 고딕" w:hAnsi="맑은 고딕" w:eastAsia="맑은 고딕" w:cs="맑은 고딕"/>
+                <w:b/>
+                <w:color w:val="1F3864"/>
+                <w:sz w:val="21"/>
+                <w:szCs w:val="21"/>
+              </w:rPr>
+              <w:t>개념 설명 — Agent의 Tool은 DB가 아니라 API 경계에 붙는다</w:t>
+            </w:r>
+          </w:p>
+          <w:p>
+            <w:pPr>
+              <w:spacing w:before="0" w:after="40" w:line="312" w:lineRule="auto"/>
+              <w:rPr>
+                <w:rFonts w:ascii="맑은 고딕" w:hAnsi="맑은 고딕" w:eastAsia="맑은 고딕" w:cs="맑은 고딕"/>
+                <w:sz w:val="20"/>
+                <w:szCs w:val="20"/>
+              </w:rPr>
+            </w:pPr>
+            <w:r>
+              <w:rPr>
+                <w:rFonts w:ascii="맑은 고딕" w:hAnsi="맑은 고딕" w:eastAsia="맑은 고딕" w:cs="맑은 고딕"/>
+                <w:sz w:val="20"/>
+                <w:szCs w:val="20"/>
+              </w:rPr>
+              <w:t xml:space="preserve">FastAPI의 계좌조회 Tool은 </w:t>
+            </w:r>
+            <w:r>
+              <w:rPr>
+                <w:rFonts w:ascii="맑은 고딕" w:hAnsi="맑은 고딕" w:eastAsia="맑은 고딕" w:cs="맑은 고딕"/>
+                <w:b/>
+                <w:sz w:val="20"/>
+                <w:szCs w:val="20"/>
+              </w:rPr>
+              <w:t>DB를 직접 여는 코드가 아니라 Spring의 내부 API를 부르는 얇은 함수</w:t>
+            </w:r>
+            <w:r>
+              <w:rPr>
+                <w:rFonts w:ascii="맑은 고딕" w:hAnsi="맑은 고딕" w:eastAsia="맑은 고딕" w:cs="맑은 고딕"/>
+                <w:sz w:val="20"/>
+                <w:szCs w:val="20"/>
+              </w:rPr>
+              <w:t xml:space="preserve">입니다. 사용자 개인 데이터는 </w:t>
+            </w:r>
+            <w:r>
+              <w:rPr>
+                <w:rFonts w:ascii="맑은 고딕" w:hAnsi="맑은 고딕" w:eastAsia="맑은 고딕" w:cs="맑은 고딕"/>
+                <w:b/>
+                <w:sz w:val="20"/>
+                <w:szCs w:val="20"/>
+              </w:rPr>
+              <w:t>데이터 주인(Spring)</w:t>
+            </w:r>
+            <w:r>
+              <w:rPr>
+                <w:rFonts w:ascii="맑은 고딕" w:hAnsi="맑은 고딕" w:eastAsia="맑은 고딕" w:cs="맑은 고딕"/>
+                <w:sz w:val="20"/>
+                <w:szCs w:val="20"/>
+              </w:rPr>
+              <w:t>을 거치고, 시세·문서 같은 공용 데이터만 FastAPI가 직접 읽습니다.</w:t>
+            </w:r>
+          </w:p>
+          <w:p>
+            <w:pPr>
+              <w:spacing w:before="0" w:after="40" w:line="312" w:lineRule="auto"/>
+              <w:ind w:left="260" w:hanging="240"/>
+              <w:rPr>
+                <w:rFonts w:ascii="맑은 고딕" w:hAnsi="맑은 고딕" w:eastAsia="맑은 고딕" w:cs="맑은 고딕"/>
+                <w:sz w:val="20"/>
+                <w:szCs w:val="20"/>
+              </w:rPr>
+            </w:pPr>
+            <w:r>
+              <w:rPr>
+                <w:rFonts w:ascii="맑은 고딕" w:hAnsi="맑은 고딕" w:eastAsia="맑은 고딕" w:cs="맑은 고딕"/>
+                <w:color w:val="1F3864"/>
+                <w:sz w:val="20"/>
+                <w:szCs w:val="20"/>
+              </w:rPr>
+              <w:t xml:space="preserve">•  </w:t>
+            </w:r>
+            <w:r>
+              <w:rPr>
+                <w:rFonts w:ascii="맑은 고딕" w:hAnsi="맑은 고딕" w:eastAsia="맑은 고딕" w:cs="맑은 고딕"/>
+                <w:b/>
+                <w:sz w:val="20"/>
+                <w:szCs w:val="20"/>
+              </w:rPr>
+              <w:t>권한이 한 곳에 있다</w:t>
+            </w:r>
+            <w:r>
+              <w:rPr>
+                <w:rFonts w:ascii="맑은 고딕" w:hAnsi="맑은 고딕" w:eastAsia="맑은 고딕" w:cs="맑은 고딕"/>
+                <w:sz w:val="20"/>
+                <w:szCs w:val="20"/>
+              </w:rPr>
+              <w:t>: 로그인(JWT)과 "내 계좌만 본다"는 규칙을 Spring에서만 구현하면 됩니다. FastAPI가 DB에 직접 붙으면 같은 규칙을 두 곳에 구현해야 하고, 한쪽이 빠지면 타인의 계좌가 보입니다.</w:t>
+            </w:r>
+          </w:p>
+          <w:p>
+            <w:pPr>
+              <w:spacing w:before="0" w:after="40" w:line="312" w:lineRule="auto"/>
+              <w:ind w:left="260" w:hanging="240"/>
+              <w:rPr>
+                <w:rFonts w:ascii="맑은 고딕" w:hAnsi="맑은 고딕" w:eastAsia="맑은 고딕" w:cs="맑은 고딕"/>
+                <w:sz w:val="20"/>
+                <w:szCs w:val="20"/>
+              </w:rPr>
+            </w:pPr>
+            <w:r>
+              <w:rPr>
+                <w:rFonts w:ascii="맑은 고딕" w:hAnsi="맑은 고딕" w:eastAsia="맑은 고딕" w:cs="맑은 고딕"/>
+                <w:color w:val="1F3864"/>
+                <w:sz w:val="20"/>
+                <w:szCs w:val="20"/>
+              </w:rPr>
+              <w:t xml:space="preserve">•  </w:t>
+            </w:r>
+            <w:r>
+              <w:rPr>
+                <w:rFonts w:ascii="맑은 고딕" w:hAnsi="맑은 고딕" w:eastAsia="맑은 고딕" w:cs="맑은 고딕"/>
+                <w:b/>
+                <w:sz w:val="20"/>
+                <w:szCs w:val="20"/>
+              </w:rPr>
+              <w:t>공격 면이 좁다</w:t>
+            </w:r>
+            <w:r>
+              <w:rPr>
+                <w:rFonts w:ascii="맑은 고딕" w:hAnsi="맑은 고딕" w:eastAsia="맑은 고딕" w:cs="맑은 고딕"/>
+                <w:sz w:val="20"/>
+                <w:szCs w:val="20"/>
+              </w:rPr>
+              <w:t xml:space="preserve">: LLM이 만든 값(프롬프트 인젝션 포함)이 SQL이 되는 길이 없고, API 입력은 </w:t>
+            </w:r>
+            <w:r>
+              <w:rPr>
+                <w:rFonts w:ascii="맑은 고딕" w:hAnsi="맑은 고딕" w:eastAsia="맑은 고딕" w:cs="맑은 고딕"/>
+                <w:b/>
+                <w:color w:val="1F3864"/>
+                <w:sz w:val="20"/>
+                <w:szCs w:val="20"/>
+              </w:rPr>
+              <w:t>userId</w:t>
+            </w:r>
+            <w:r>
+              <w:rPr>
+                <w:rFonts w:ascii="맑은 고딕" w:hAnsi="맑은 고딕" w:eastAsia="맑은 고딕" w:cs="맑은 고딕"/>
+                <w:sz w:val="20"/>
+                <w:szCs w:val="20"/>
+              </w:rPr>
+              <w:t xml:space="preserve"> 하나로 제한됩니다.</w:t>
+            </w:r>
+          </w:p>
+          <w:p>
+            <w:pPr>
+              <w:spacing w:before="0" w:after="40" w:line="312" w:lineRule="auto"/>
+              <w:ind w:left="260" w:hanging="240"/>
+              <w:rPr>
+                <w:rFonts w:ascii="맑은 고딕" w:hAnsi="맑은 고딕" w:eastAsia="맑은 고딕" w:cs="맑은 고딕"/>
+                <w:sz w:val="20"/>
+                <w:szCs w:val="20"/>
+              </w:rPr>
+            </w:pPr>
+            <w:r>
+              <w:rPr>
+                <w:rFonts w:ascii="맑은 고딕" w:hAnsi="맑은 고딕" w:eastAsia="맑은 고딕" w:cs="맑은 고딕"/>
+                <w:color w:val="1F3864"/>
+                <w:sz w:val="20"/>
+                <w:szCs w:val="20"/>
+              </w:rPr>
+              <w:t xml:space="preserve">•  </w:t>
+            </w:r>
+            <w:r>
+              <w:rPr>
+                <w:rFonts w:ascii="맑은 고딕" w:hAnsi="맑은 고딕" w:eastAsia="맑은 고딕" w:cs="맑은 고딕"/>
+                <w:b/>
+                <w:sz w:val="20"/>
+                <w:szCs w:val="20"/>
+              </w:rPr>
+              <w:t>데이터는 한 곳이 소유한다</w:t>
+            </w:r>
+            <w:r>
+              <w:rPr>
+                <w:rFonts w:ascii="맑은 고딕" w:hAnsi="맑은 고딕" w:eastAsia="맑은 고딕" w:cs="맑은 고딕"/>
+                <w:sz w:val="20"/>
+                <w:szCs w:val="20"/>
+              </w:rPr>
+              <w:t>: 스키마가 바뀌어도 Spring만 고치면 됩니다. 조회 기록과 마스킹도 Spring에 모입니다.</w:t>
+            </w:r>
+          </w:p>
+          <w:p>
+            <w:pPr>
+              <w:spacing w:before="0" w:after="40" w:line="312" w:lineRule="auto"/>
+              <w:ind w:left="260" w:hanging="240"/>
+              <w:rPr>
+                <w:rFonts w:ascii="맑은 고딕" w:hAnsi="맑은 고딕" w:eastAsia="맑은 고딕" w:cs="맑은 고딕"/>
+                <w:sz w:val="20"/>
+                <w:szCs w:val="20"/>
+              </w:rPr>
+            </w:pPr>
+            <w:r>
+              <w:rPr>
+                <w:rFonts w:ascii="맑은 고딕" w:hAnsi="맑은 고딕" w:eastAsia="맑은 고딕" w:cs="맑은 고딕"/>
+                <w:color w:val="1F3864"/>
+                <w:sz w:val="20"/>
+                <w:szCs w:val="20"/>
+              </w:rPr>
+              <w:t xml:space="preserve">•  </w:t>
+            </w:r>
+            <w:r>
+              <w:rPr>
+                <w:rFonts w:ascii="맑은 고딕" w:hAnsi="맑은 고딕" w:eastAsia="맑은 고딕" w:cs="맑은 고딕"/>
+                <w:sz w:val="20"/>
+                <w:szCs w:val="20"/>
+              </w:rPr>
+              <w:t xml:space="preserve">조회할 데이터가 늘면(예: 보유 종목, 거래 내역) DB를 열지 않고 </w:t>
+            </w:r>
+            <w:r>
+              <w:rPr>
+                <w:rFonts w:ascii="맑은 고딕" w:hAnsi="맑은 고딕" w:eastAsia="맑은 고딕" w:cs="맑은 고딕"/>
+                <w:b/>
+                <w:sz w:val="20"/>
+                <w:szCs w:val="20"/>
+              </w:rPr>
+              <w:t>읽기 전용 내부 API를 하나씩 추가</w:t>
+            </w:r>
+            <w:r>
+              <w:rPr>
+                <w:rFonts w:ascii="맑은 고딕" w:hAnsi="맑은 고딕" w:eastAsia="맑은 고딕" w:cs="맑은 고딕"/>
+                <w:sz w:val="20"/>
+                <w:szCs w:val="20"/>
+              </w:rPr>
+              <w:t>합니다.</w:t>
             </w:r>
           </w:p>
         </w:tc>
@@ -24890,7 +25309,7 @@
                 <w:sz w:val="19"/>
                 <w:szCs w:val="19"/>
               </w:rPr>
-              <w:t>spring-boot-starter-web</w:t>
+              <w:t>starter-web</w:t>
             </w:r>
             <w:r>
               <w:rPr>
@@ -24898,7 +25317,7 @@
                 <w:sz w:val="19"/>
                 <w:szCs w:val="19"/>
               </w:rPr>
-              <w:t xml:space="preserve">, 4.x는 </w:t>
+              <w:t xml:space="preserve"> + </w:t>
             </w:r>
             <w:r>
               <w:rPr>
@@ -24908,7 +25327,7 @@
                 <w:sz w:val="19"/>
                 <w:szCs w:val="19"/>
               </w:rPr>
-              <w:t>spring-boot-starter-webmvc</w:t>
+              <w:t>starter-webflux</w:t>
             </w:r>
             <w:r>
               <w:rPr>
@@ -24916,7 +25335,61 @@
                 <w:sz w:val="19"/>
                 <w:szCs w:val="19"/>
               </w:rPr>
-              <w:t>. 의존성 새로고침</w:t>
+              <w:t xml:space="preserve">, 4.x는 </w:t>
+            </w:r>
+            <w:r>
+              <w:rPr>
+                <w:rFonts w:ascii="맑은 고딕" w:hAnsi="맑은 고딕" w:eastAsia="맑은 고딕" w:cs="맑은 고딕"/>
+                <w:b/>
+                <w:color w:val="1F3864"/>
+                <w:sz w:val="19"/>
+                <w:szCs w:val="19"/>
+              </w:rPr>
+              <w:t>starter-webmvc</w:t>
+            </w:r>
+            <w:r>
+              <w:rPr>
+                <w:rFonts w:ascii="맑은 고딕" w:hAnsi="맑은 고딕" w:eastAsia="맑은 고딕" w:cs="맑은 고딕"/>
+                <w:sz w:val="19"/>
+                <w:szCs w:val="19"/>
+              </w:rPr>
+              <w:t xml:space="preserve"> + </w:t>
+            </w:r>
+            <w:r>
+              <w:rPr>
+                <w:rFonts w:ascii="맑은 고딕" w:hAnsi="맑은 고딕" w:eastAsia="맑은 고딕" w:cs="맑은 고딕"/>
+                <w:b/>
+                <w:color w:val="1F3864"/>
+                <w:sz w:val="19"/>
+                <w:szCs w:val="19"/>
+              </w:rPr>
+              <w:t>starter-webclient</w:t>
+            </w:r>
+            <w:r>
+              <w:rPr>
+                <w:rFonts w:ascii="맑은 고딕" w:hAnsi="맑은 고딕" w:eastAsia="맑은 고딕" w:cs="맑은 고딕"/>
+                <w:sz w:val="19"/>
+                <w:szCs w:val="19"/>
+              </w:rPr>
+              <w:t xml:space="preserve">. </w:t>
+            </w:r>
+            <w:r>
+              <w:rPr>
+                <w:rFonts w:ascii="맑은 고딕" w:hAnsi="맑은 고딕" w:eastAsia="맑은 고딕" w:cs="맑은 고딕"/>
+                <w:b/>
+                <w:color w:val="1F3864"/>
+                <w:sz w:val="19"/>
+                <w:szCs w:val="19"/>
+              </w:rPr>
+              <w:t>build.gradle</w:t>
+            </w:r>
+            <w:r>
+              <w:rPr>
+                <w:rFonts w:ascii="맑은 고딕" w:hAnsi="맑은 고딕" w:eastAsia="맑은 고딕" w:cs="맑은 고딕"/>
+                <w:sz w:val="19"/>
+                <w:szCs w:val="19"/>
+              </w:rPr>
+              <w:t>의 Boot 버전을 확인하고 의존성 새로고침</w:t>
             </w:r>
           </w:p>
         </w:tc>
